--- a/scripts/03/MapReduce auf IntelliJ einrichten.docx
+++ b/scripts/03/MapReduce auf IntelliJ einrichten.docx
@@ -14,44 +14,28 @@
         <w:rPr>
           <w:lang w:val="en-US"/>
         </w:rPr>
-        <w:t xml:space="preserve">MapReduce job </w:t>
-      </w:r>
-      <w:proofErr w:type="spellStart"/>
+        <w:t>MapReduce job mit Java i</w:t>
+      </w:r>
       <w:r>
         <w:rPr>
           <w:lang w:val="en-US"/>
         </w:rPr>
-        <w:t>mit</w:t>
-      </w:r>
-      <w:proofErr w:type="spellEnd"/>
-      <w:r>
+        <w:t>n IntelliJ IDE</w:t>
+      </w:r>
+    </w:p>
+    <w:p>
+      <w:pPr>
+        <w:pStyle w:val="berschrift2"/>
         <w:rPr>
           <w:lang w:val="en-US"/>
         </w:rPr>
-        <w:t xml:space="preserve"> Java i</w:t>
-      </w:r>
+      </w:pPr>
       <w:r>
         <w:rPr>
           <w:lang w:val="en-US"/>
         </w:rPr>
-        <w:t>n IntelliJ IDE</w:t>
-      </w:r>
-    </w:p>
-    <w:p>
-      <w:pPr>
-        <w:pStyle w:val="berschrift2"/>
-        <w:rPr>
-          <w:lang w:val="en-US"/>
-        </w:rPr>
-      </w:pPr>
-      <w:proofErr w:type="spellStart"/>
-      <w:r>
-        <w:rPr>
-          <w:lang w:val="en-US"/>
-        </w:rPr>
         <w:t>Einleitung</w:t>
       </w:r>
-      <w:proofErr w:type="spellEnd"/>
     </w:p>
     <w:bookmarkEnd w:id="0"/>
     <w:p>
@@ -60,33 +44,11 @@
           <w:lang w:val="de-DE"/>
         </w:rPr>
       </w:pPr>
-      <w:proofErr w:type="spellStart"/>
-      <w:r>
-        <w:rPr>
-          <w:lang w:val="de-DE"/>
-        </w:rPr>
-        <w:t>IntelliJ</w:t>
-      </w:r>
-      <w:proofErr w:type="spellEnd"/>
-      <w:r>
-        <w:rPr>
-          <w:lang w:val="de-DE"/>
-        </w:rPr>
-        <w:t xml:space="preserve"> </w:t>
-      </w:r>
-      <w:proofErr w:type="spellStart"/>
-      <w:r>
-        <w:rPr>
-          <w:lang w:val="de-DE"/>
-        </w:rPr>
-        <w:t>community</w:t>
-      </w:r>
-      <w:proofErr w:type="spellEnd"/>
-      <w:r>
-        <w:rPr>
-          <w:lang w:val="de-DE"/>
-        </w:rPr>
-        <w:t xml:space="preserve"> Edition (lizenzfrei) </w:t>
+      <w:r>
+        <w:rPr>
+          <w:lang w:val="de-DE"/>
+        </w:rPr>
+        <w:t xml:space="preserve">IntelliJ community Edition (lizenzfrei) </w:t>
       </w:r>
       <w:r>
         <w:rPr>
@@ -139,83 +101,13 @@
         <w:rPr>
           <w:lang w:val="de-DE"/>
         </w:rPr>
-        <w:t xml:space="preserve">Um </w:t>
-      </w:r>
-      <w:proofErr w:type="spellStart"/>
-      <w:r>
-        <w:rPr>
-          <w:lang w:val="de-DE"/>
-        </w:rPr>
-        <w:t>gradle</w:t>
-      </w:r>
-      <w:proofErr w:type="spellEnd"/>
-      <w:r>
-        <w:rPr>
-          <w:lang w:val="de-DE"/>
-        </w:rPr>
-        <w:t xml:space="preserve"> als </w:t>
-      </w:r>
-      <w:proofErr w:type="spellStart"/>
-      <w:r>
-        <w:rPr>
-          <w:lang w:val="de-DE"/>
-        </w:rPr>
-        <w:t>Buildsystem</w:t>
-      </w:r>
-      <w:proofErr w:type="spellEnd"/>
-      <w:r>
-        <w:rPr>
-          <w:lang w:val="de-DE"/>
-        </w:rPr>
-        <w:t xml:space="preserve"> zu verwenden, ist es am einfachsten, das </w:t>
-      </w:r>
-      <w:proofErr w:type="spellStart"/>
-      <w:r>
-        <w:rPr>
-          <w:lang w:val="de-DE"/>
-        </w:rPr>
-        <w:t>plugin</w:t>
-      </w:r>
-      <w:proofErr w:type="spellEnd"/>
-      <w:r>
-        <w:rPr>
-          <w:lang w:val="de-DE"/>
-        </w:rPr>
-        <w:t xml:space="preserve"> für </w:t>
-      </w:r>
-      <w:proofErr w:type="spellStart"/>
-      <w:r>
-        <w:rPr>
-          <w:lang w:val="de-DE"/>
-        </w:rPr>
-        <w:t>IntelliJ</w:t>
-      </w:r>
-      <w:proofErr w:type="spellEnd"/>
-      <w:r>
-        <w:rPr>
-          <w:lang w:val="de-DE"/>
-        </w:rPr>
-        <w:t xml:space="preserve"> zu installieren. Für die Verwendung auf der Kommandozeile kann es nötig sein, </w:t>
-      </w:r>
-      <w:r>
-        <w:rPr>
-          <w:lang w:val="de-DE"/>
-        </w:rPr>
-        <w:t xml:space="preserve">den Installationspfad des </w:t>
-      </w:r>
-      <w:proofErr w:type="spellStart"/>
-      <w:r>
-        <w:rPr>
-          <w:lang w:val="de-DE"/>
-        </w:rPr>
-        <w:t>gradle</w:t>
-      </w:r>
-      <w:proofErr w:type="spellEnd"/>
-      <w:r>
-        <w:rPr>
-          <w:lang w:val="de-DE"/>
-        </w:rPr>
-        <w:t>-plugins</w:t>
+        <w:t xml:space="preserve">Um gradle als Buildsystem zu verwenden, ist es am einfachsten, das plugin für IntelliJ zu installieren. Für die Verwendung auf der Kommandozeile kann es nötig sein, </w:t>
+      </w:r>
+      <w:r>
+        <w:rPr>
+          <w:lang w:val="de-DE"/>
+        </w:rPr>
+        <w:t>den Installationspfad des gradle-plugins</w:t>
       </w:r>
       <w:r>
         <w:rPr>
@@ -227,21 +119,7 @@
         <w:rPr>
           <w:lang w:val="de-DE"/>
         </w:rPr>
-        <w:t xml:space="preserve"> oder </w:t>
-      </w:r>
-      <w:proofErr w:type="spellStart"/>
-      <w:r>
-        <w:rPr>
-          <w:lang w:val="de-DE"/>
-        </w:rPr>
-        <w:t>Gradle</w:t>
-      </w:r>
-      <w:proofErr w:type="spellEnd"/>
-      <w:r>
-        <w:rPr>
-          <w:lang w:val="de-DE"/>
-        </w:rPr>
-        <w:t xml:space="preserve"> direkt von </w:t>
+        <w:t xml:space="preserve"> oder Gradle direkt von </w:t>
       </w:r>
       <w:hyperlink r:id="rId7" w:history="1">
         <w:r>
@@ -351,49 +229,7 @@
         <w:rPr>
           <w:lang w:val="de-DE"/>
         </w:rPr>
-        <w:t xml:space="preserve">Mit Hilfe eines externen </w:t>
-      </w:r>
-      <w:proofErr w:type="spellStart"/>
-      <w:r>
-        <w:rPr>
-          <w:lang w:val="de-DE"/>
-        </w:rPr>
-        <w:t>build</w:t>
-      </w:r>
-      <w:proofErr w:type="spellEnd"/>
-      <w:r>
-        <w:rPr>
-          <w:lang w:val="de-DE"/>
-        </w:rPr>
-        <w:t xml:space="preserve"> </w:t>
-      </w:r>
-      <w:proofErr w:type="spellStart"/>
-      <w:r>
-        <w:rPr>
-          <w:lang w:val="de-DE"/>
-        </w:rPr>
-        <w:t>systems</w:t>
-      </w:r>
-      <w:proofErr w:type="spellEnd"/>
-      <w:r>
-        <w:rPr>
-          <w:lang w:val="de-DE"/>
-        </w:rPr>
-        <w:t xml:space="preserve"> (vorbereitetes </w:t>
-      </w:r>
-      <w:proofErr w:type="spellStart"/>
-      <w:r>
-        <w:rPr>
-          <w:lang w:val="de-DE"/>
-        </w:rPr>
-        <w:t>build.gradle</w:t>
-      </w:r>
-      <w:proofErr w:type="spellEnd"/>
-      <w:r>
-        <w:rPr>
-          <w:lang w:val="de-DE"/>
-        </w:rPr>
-        <w:t xml:space="preserve"> File)</w:t>
+        <w:t>Mit Hilfe eines externen build systems (vorbereitetes build.gradle File)</w:t>
       </w:r>
     </w:p>
     <w:p>
@@ -411,35 +247,7 @@
         <w:rPr>
           <w:lang w:val="de-DE"/>
         </w:rPr>
-        <w:t xml:space="preserve">Mit Hilfe von </w:t>
-      </w:r>
-      <w:proofErr w:type="spellStart"/>
-      <w:r>
-        <w:rPr>
-          <w:lang w:val="de-DE"/>
-        </w:rPr>
-        <w:t>IntelliJ</w:t>
-      </w:r>
-      <w:proofErr w:type="spellEnd"/>
-      <w:r>
-        <w:rPr>
-          <w:lang w:val="de-DE"/>
-        </w:rPr>
-        <w:t xml:space="preserve"> selbst als </w:t>
-      </w:r>
-      <w:proofErr w:type="spellStart"/>
-      <w:r>
-        <w:rPr>
-          <w:lang w:val="de-DE"/>
-        </w:rPr>
-        <w:t>Build</w:t>
-      </w:r>
-      <w:proofErr w:type="spellEnd"/>
-      <w:r>
-        <w:rPr>
-          <w:lang w:val="de-DE"/>
-        </w:rPr>
-        <w:t>-System (erfordert etwas mehr Vorbereitung, ist aber vielleicht besser zu verstehen)</w:t>
+        <w:t>Mit Hilfe von IntelliJ selbst als Build-System (erfordert etwas mehr Vorbereitung, ist aber vielleicht besser zu verstehen)</w:t>
       </w:r>
     </w:p>
     <w:p>
@@ -491,41 +299,17 @@
         <w:t>@gradle: „G</w:t>
       </w:r>
       <w:r>
-        <w:t xml:space="preserve">radle“ als </w:t>
-      </w:r>
-      <w:proofErr w:type="spellStart"/>
-      <w:r>
-        <w:t>Buildsystem</w:t>
-      </w:r>
-      <w:proofErr w:type="spellEnd"/>
-      <w:r>
-        <w:t xml:space="preserve"> auswählen</w:t>
-      </w:r>
-    </w:p>
-    <w:p>
-      <w:pPr>
-        <w:rPr>
-          <w:lang w:val="de-DE"/>
-        </w:rPr>
-      </w:pPr>
-      <w:r>
-        <w:t>@intellij: „</w:t>
-      </w:r>
-      <w:proofErr w:type="spellStart"/>
-      <w:r>
-        <w:t>IntelliJ</w:t>
-      </w:r>
-      <w:proofErr w:type="spellEnd"/>
-      <w:r>
-        <w:t xml:space="preserve">“ als </w:t>
-      </w:r>
-      <w:proofErr w:type="spellStart"/>
-      <w:r>
-        <w:t>Buildsystem</w:t>
-      </w:r>
-      <w:proofErr w:type="spellEnd"/>
-      <w:r>
-        <w:t xml:space="preserve"> auswählen</w:t>
+        <w:t>radle“ als Buildsystem auswählen</w:t>
+      </w:r>
+    </w:p>
+    <w:p>
+      <w:pPr>
+        <w:rPr>
+          <w:lang w:val="de-DE"/>
+        </w:rPr>
+      </w:pPr>
+      <w:r>
+        <w:t>@intellij: „IntelliJ“ als Buildsystem auswählen</w:t>
       </w:r>
     </w:p>
     <w:p>
@@ -575,13 +359,8 @@
       <w:pPr>
         <w:pStyle w:val="berschrift2"/>
       </w:pPr>
-      <w:proofErr w:type="spellStart"/>
-      <w:r>
-        <w:t>Buildsystem</w:t>
-      </w:r>
-      <w:proofErr w:type="spellEnd"/>
-      <w:r>
-        <w:t xml:space="preserve"> Vorbereitungen</w:t>
+      <w:r>
+        <w:t>Buildsystem Vorbereitungen</w:t>
       </w:r>
     </w:p>
     <w:p>
@@ -599,27 +378,14 @@
       <w:r>
         <w:t xml:space="preserve">automatisch generierte </w:t>
       </w:r>
-      <w:proofErr w:type="spellStart"/>
-      <w:r>
-        <w:t>build.gradle</w:t>
-      </w:r>
-      <w:proofErr w:type="spellEnd"/>
-      <w:r>
-        <w:t xml:space="preserve"> sollte wie folgt aussehen,</w:t>
+      <w:r>
+        <w:t>build.gradle sollte wie folgt aussehen,</w:t>
       </w:r>
       <w:r>
         <w:t xml:space="preserve"> in einem ersten Schritt ist</w:t>
       </w:r>
       <w:r>
-        <w:t xml:space="preserve"> nur die "</w:t>
-      </w:r>
-      <w:proofErr w:type="spellStart"/>
-      <w:r>
-        <w:t>group</w:t>
-      </w:r>
-      <w:proofErr w:type="spellEnd"/>
-      <w:r>
-        <w:t>" ist zu ändern</w:t>
+        <w:t xml:space="preserve"> nur die "group" ist zu ändern</w:t>
       </w:r>
       <w:r>
         <w:t>.</w:t>
@@ -669,23 +435,7 @@
     </w:p>
     <w:p>
       <w:r>
-        <w:t xml:space="preserve">Besser jedoch das </w:t>
-      </w:r>
-      <w:proofErr w:type="spellStart"/>
-      <w:r>
-        <w:t>build.gradle</w:t>
-      </w:r>
-      <w:proofErr w:type="spellEnd"/>
-      <w:r>
-        <w:t xml:space="preserve"> aus dem </w:t>
-      </w:r>
-      <w:proofErr w:type="spellStart"/>
-      <w:r>
-        <w:t>github</w:t>
-      </w:r>
-      <w:proofErr w:type="spellEnd"/>
-      <w:r>
-        <w:t xml:space="preserve">-Repo </w:t>
+        <w:t xml:space="preserve">Besser jedoch das build.gradle aus dem github-Repo </w:t>
       </w:r>
       <w:r>
         <w:t>(</w:t>
@@ -697,23 +447,7 @@
         <w:t xml:space="preserve">) </w:t>
       </w:r>
       <w:r>
-        <w:t xml:space="preserve">abholen, dort sind auch die </w:t>
-      </w:r>
-      <w:proofErr w:type="spellStart"/>
-      <w:r>
-        <w:t>dependencies</w:t>
-      </w:r>
-      <w:proofErr w:type="spellEnd"/>
-      <w:r>
-        <w:t xml:space="preserve"> schon eingetragen – danach folgendes ausführen, damit das </w:t>
-      </w:r>
-      <w:proofErr w:type="spellStart"/>
-      <w:r>
-        <w:t>build</w:t>
-      </w:r>
-      <w:proofErr w:type="spellEnd"/>
-      <w:r>
-        <w:t>-File neu geladen wird – es sollten darauf hin etliche Jar-Files aus dem zentralen Repo im Internet runtergeladen werden:</w:t>
+        <w:t>abholen, dort sind auch die dependencies schon eingetragen – danach folgendes ausführen, damit das build-File neu geladen wird – es sollten darauf hin etliche Jar-Files aus dem zentralen Repo im Internet runtergeladen werden:</w:t>
       </w:r>
     </w:p>
     <w:p>
@@ -769,27 +503,25 @@
         <w:rPr>
           <w:lang w:val="de-DE"/>
         </w:rPr>
-        <w:t xml:space="preserve">Im </w:t>
-      </w:r>
-      <w:proofErr w:type="spellStart"/>
-      <w:r>
-        <w:rPr>
-          <w:lang w:val="de-DE"/>
-        </w:rPr>
-        <w:t>build.gradle</w:t>
-      </w:r>
-      <w:proofErr w:type="spellEnd"/>
-      <w:r>
-        <w:rPr>
-          <w:lang w:val="de-DE"/>
-        </w:rPr>
-        <w:t xml:space="preserve"> ist</w:t>
-      </w:r>
-      <w:r>
-        <w:rPr>
-          <w:lang w:val="de-DE"/>
-        </w:rPr>
-        <w:t xml:space="preserve"> wichtig, dass die Kompatibilität zu älterer Java-Version gesetzt ist:</w:t>
+        <w:t>Im build.gradle ist</w:t>
+      </w:r>
+      <w:r>
+        <w:rPr>
+          <w:lang w:val="de-DE"/>
+        </w:rPr>
+        <w:t xml:space="preserve"> wichtig, dass die Kompatibilität zu älterer Java-Version gesetzt ist</w:t>
+      </w:r>
+      <w:r>
+        <w:rPr>
+          <w:lang w:val="de-DE"/>
+        </w:rPr>
+        <w:t xml:space="preserve"> (Version 11 für hadoop &lt; 3.5 und Version 17 für hadoop &gt;= 3.5)</w:t>
+      </w:r>
+      <w:r>
+        <w:rPr>
+          <w:lang w:val="de-DE"/>
+        </w:rPr>
+        <w:t>:</w:t>
       </w:r>
     </w:p>
     <w:p>
@@ -807,13 +539,11 @@
       <w:r>
         <w:t xml:space="preserve">   </w:t>
       </w:r>
-      <w:proofErr w:type="spellStart"/>
-      <w:r>
-        <w:t>sourceCompatibility</w:t>
-      </w:r>
-      <w:proofErr w:type="spellEnd"/>
-      <w:r>
-        <w:t xml:space="preserve"> = JavaVersion.VERSION_11</w:t>
+      <w:r>
+        <w:t>sourceCompatibility = JavaVersion.VERSION_1</w:t>
+      </w:r>
+      <w:r>
+        <w:t>7</w:t>
       </w:r>
     </w:p>
     <w:p>
@@ -821,15 +551,10 @@
         <w:pStyle w:val="Source"/>
       </w:pPr>
       <w:r>
-        <w:t xml:space="preserve">   </w:t>
-      </w:r>
-      <w:proofErr w:type="spellStart"/>
-      <w:r>
-        <w:t>targetCompatibility</w:t>
-      </w:r>
-      <w:proofErr w:type="spellEnd"/>
-      <w:r>
-        <w:t xml:space="preserve"> = JavaVersion.VERSION_11</w:t>
+        <w:t xml:space="preserve">   targetCompatibility = JavaVersion.VERSION_1</w:t>
+      </w:r>
+      <w:r>
+        <w:t>7</w:t>
       </w:r>
     </w:p>
     <w:p>
@@ -857,31 +582,19 @@
     </w:p>
     <w:p>
       <w:r>
-        <w:t xml:space="preserve">Wenn eine neuere Java-Version als 11 verwendet wird, hier die Kompatibilität zu Version 11 eintragen (bei Verwendung von </w:t>
-      </w:r>
-      <w:proofErr w:type="spellStart"/>
-      <w:r>
-        <w:t>gradle</w:t>
-      </w:r>
-      <w:proofErr w:type="spellEnd"/>
-      <w:r>
-        <w:t xml:space="preserve"> wird dies als „</w:t>
-      </w:r>
-      <w:proofErr w:type="spellStart"/>
-      <w:r>
-        <w:t>compatibility</w:t>
-      </w:r>
-      <w:proofErr w:type="spellEnd"/>
-      <w:r>
-        <w:t xml:space="preserve">“ im </w:t>
-      </w:r>
-      <w:proofErr w:type="spellStart"/>
-      <w:r>
-        <w:t>build.gradle</w:t>
-      </w:r>
-      <w:proofErr w:type="spellEnd"/>
-      <w:r>
-        <w:t xml:space="preserve"> eingetragen):</w:t>
+        <w:t>Wenn eine neuere Java-Version als 11</w:t>
+      </w:r>
+      <w:r>
+        <w:t>/17</w:t>
+      </w:r>
+      <w:r>
+        <w:t xml:space="preserve"> verwendet wird, hier die Kompatibilität zu Version 11</w:t>
+      </w:r>
+      <w:r>
+        <w:t>/17</w:t>
+      </w:r>
+      <w:r>
+        <w:t xml:space="preserve"> eintragen (bei Verwendung von gradle wird dies als „compatibility“ im build.gradle eingetragen):</w:t>
       </w:r>
     </w:p>
     <w:p>
@@ -931,44 +644,12 @@
         <w:pStyle w:val="berschrift2"/>
       </w:pPr>
       <w:r>
-        <w:t xml:space="preserve">Existierende </w:t>
-      </w:r>
-      <w:proofErr w:type="spellStart"/>
-      <w:r>
-        <w:t>Sourcefile</w:t>
-      </w:r>
-      <w:proofErr w:type="spellEnd"/>
-      <w:r>
-        <w:t xml:space="preserve"> vorbereiten</w:t>
-      </w:r>
-    </w:p>
-    <w:p>
-      <w:r>
-        <w:t xml:space="preserve">ein neues Package </w:t>
-      </w:r>
-      <w:proofErr w:type="spellStart"/>
-      <w:r>
-        <w:t>at.fhj</w:t>
-      </w:r>
-      <w:proofErr w:type="spellEnd"/>
-      <w:r>
-        <w:t xml:space="preserve"> anlegen, damit die Struktur der </w:t>
-      </w:r>
-      <w:proofErr w:type="spellStart"/>
-      <w:r>
-        <w:t>Defaultstruktur</w:t>
-      </w:r>
-      <w:proofErr w:type="spellEnd"/>
-      <w:r>
-        <w:t xml:space="preserve"> </w:t>
-      </w:r>
-      <w:proofErr w:type="spellStart"/>
-      <w:r>
-        <w:t>enspricht</w:t>
-      </w:r>
-      <w:proofErr w:type="spellEnd"/>
-      <w:r>
-        <w:t>.</w:t>
+        <w:t>Existierende Sourcefile vorbereiten</w:t>
+      </w:r>
+    </w:p>
+    <w:p>
+      <w:r>
+        <w:t>ein neues Package at.fhj anlegen, damit die Struktur der Defaultstruktur enspricht.</w:t>
       </w:r>
     </w:p>
     <w:p>
@@ -1058,26 +739,10 @@
     <w:p>
       <w:r>
         <w:lastRenderedPageBreak/>
-        <w:t xml:space="preserve">Dort die 3 </w:t>
-      </w:r>
-      <w:proofErr w:type="spellStart"/>
-      <w:r>
-        <w:t>Sourcefiles</w:t>
-      </w:r>
-      <w:proofErr w:type="spellEnd"/>
-      <w:r>
-        <w:t xml:space="preserve"> </w:t>
-      </w:r>
-      <w:r>
-        <w:t>*.</w:t>
-      </w:r>
-      <w:proofErr w:type="spellStart"/>
-      <w:r>
-        <w:t>java</w:t>
-      </w:r>
-      <w:proofErr w:type="spellEnd"/>
-      <w:r>
-        <w:t xml:space="preserve"> </w:t>
+        <w:t xml:space="preserve">Dort die 3 Sourcefiles </w:t>
+      </w:r>
+      <w:r>
+        <w:t xml:space="preserve">*.java </w:t>
       </w:r>
       <w:r>
         <w:t xml:space="preserve">ablegen (am einfachsten durch Kopieren von </w:t>
@@ -1171,15 +836,7 @@
     </w:p>
     <w:p>
       <w:r>
-        <w:t xml:space="preserve">Damit die </w:t>
-      </w:r>
-      <w:proofErr w:type="spellStart"/>
-      <w:r>
-        <w:t>Dependencies</w:t>
-      </w:r>
-      <w:proofErr w:type="spellEnd"/>
-      <w:r>
-        <w:t xml:space="preserve"> aufgelöst werden, gibt es mehrere Möglichkeiten:</w:t>
+        <w:t>Damit die Dependencies aufgelöst werden, gibt es mehrere Möglichkeiten:</w:t>
       </w:r>
     </w:p>
     <w:p>
@@ -1190,29 +847,8 @@
           <w:numId w:val="2"/>
         </w:numPr>
       </w:pPr>
-      <w:proofErr w:type="spellStart"/>
-      <w:r>
-        <w:t>MavenCentral</w:t>
-      </w:r>
-      <w:proofErr w:type="spellEnd"/>
-      <w:r>
-        <w:t xml:space="preserve"> </w:t>
-      </w:r>
-      <w:proofErr w:type="spellStart"/>
-      <w:r>
-        <w:t>repo</w:t>
-      </w:r>
-      <w:proofErr w:type="spellEnd"/>
-      <w:r>
-        <w:t xml:space="preserve"> verwenden (siehe </w:t>
-      </w:r>
-      <w:proofErr w:type="spellStart"/>
-      <w:r>
-        <w:t>build.gradle</w:t>
-      </w:r>
-      <w:proofErr w:type="spellEnd"/>
-      <w:r>
-        <w:t>)</w:t>
+      <w:r>
+        <w:t>MavenCentral repo verwenden (siehe build.gradle)</w:t>
       </w:r>
     </w:p>
     <w:p>
@@ -1227,15 +863,7 @@
         <w:t>Jar-Dateien zum Projekt hinzufügen</w:t>
       </w:r>
       <w:r>
-        <w:t xml:space="preserve"> (die Dateien entweder aus der E-Learning-Plattform oder noch besser vom installierten </w:t>
-      </w:r>
-      <w:proofErr w:type="spellStart"/>
-      <w:r>
-        <w:t>hadoop</w:t>
-      </w:r>
-      <w:proofErr w:type="spellEnd"/>
-      <w:r>
-        <w:t xml:space="preserve"> in der virtuellen Maschine – ACHTUNG: Versionen müssen zusammenpassen</w:t>
+        <w:t xml:space="preserve"> (die Dateien entweder aus der E-Learning-Plattform oder noch besser vom installierten hadoop in der virtuellen Maschine – ACHTUNG: Versionen müssen zusammenpassen</w:t>
       </w:r>
       <w:r>
         <w:t>, es ist aber möglich, mit niedrigerer Version zu bauen, als die Version in der virtuellen Maschine</w:t>
@@ -1339,56 +967,14 @@
       <w:r>
         <w:t xml:space="preserve">3 </w:t>
       </w:r>
-      <w:proofErr w:type="spellStart"/>
       <w:r>
         <w:t>Sourcedateien</w:t>
       </w:r>
-      <w:proofErr w:type="spellEnd"/>
       <w:r>
         <w:t xml:space="preserve"> </w:t>
       </w:r>
       <w:r>
-        <w:t>(*.</w:t>
-      </w:r>
-      <w:proofErr w:type="spellStart"/>
-      <w:r>
-        <w:t>java</w:t>
-      </w:r>
-      <w:proofErr w:type="spellEnd"/>
-      <w:r>
-        <w:t>) unter „</w:t>
-      </w:r>
-      <w:proofErr w:type="spellStart"/>
-      <w:r>
-        <w:t>src</w:t>
-      </w:r>
-      <w:proofErr w:type="spellEnd"/>
-      <w:r>
-        <w:t>/</w:t>
-      </w:r>
-      <w:proofErr w:type="spellStart"/>
-      <w:r>
-        <w:t>main</w:t>
-      </w:r>
-      <w:proofErr w:type="spellEnd"/>
-      <w:r>
-        <w:t>/</w:t>
-      </w:r>
-      <w:proofErr w:type="spellStart"/>
-      <w:r>
-        <w:t>java</w:t>
-      </w:r>
-      <w:proofErr w:type="spellEnd"/>
-      <w:r>
-        <w:t>/at/</w:t>
-      </w:r>
-      <w:proofErr w:type="spellStart"/>
-      <w:r>
-        <w:t>fhj</w:t>
-      </w:r>
-      <w:proofErr w:type="spellEnd"/>
-      <w:r>
-        <w:t xml:space="preserve">“ </w:t>
+        <w:t xml:space="preserve">(*.java) unter „src/main/java/at/fhj“ </w:t>
       </w:r>
       <w:r>
         <w:t xml:space="preserve">und </w:t>
@@ -1403,23 +989,7 @@
         <w:t xml:space="preserve"> </w:t>
       </w:r>
       <w:r>
-        <w:t>(*.</w:t>
-      </w:r>
-      <w:proofErr w:type="spellStart"/>
-      <w:r>
-        <w:t>jar</w:t>
-      </w:r>
-      <w:proofErr w:type="spellEnd"/>
-      <w:r>
-        <w:t>) unter „</w:t>
-      </w:r>
-      <w:proofErr w:type="spellStart"/>
-      <w:r>
-        <w:t>lib</w:t>
-      </w:r>
-      <w:proofErr w:type="spellEnd"/>
-      <w:r>
-        <w:t>“</w:t>
+        <w:t>(*.jar) unter „lib“</w:t>
       </w:r>
       <w:r>
         <w:t xml:space="preserve"> abgelegt wurden</w:t>
@@ -1596,15 +1166,7 @@
     </w:p>
     <w:p>
       <w:r>
-        <w:t xml:space="preserve">Wie bei </w:t>
-      </w:r>
-      <w:proofErr w:type="spellStart"/>
-      <w:r>
-        <w:t>IntelliJ</w:t>
-      </w:r>
-      <w:proofErr w:type="spellEnd"/>
-      <w:r>
-        <w:t xml:space="preserve"> bzw. optional über Kommandozeile </w:t>
+        <w:t xml:space="preserve">Wie bei IntelliJ bzw. optional über Kommandozeile </w:t>
       </w:r>
     </w:p>
     <w:p>
@@ -1667,13 +1229,8 @@
       </w:r>
     </w:p>
     <w:p>
-      <w:proofErr w:type="spellStart"/>
-      <w:r>
-        <w:t>Artifakt</w:t>
-      </w:r>
-      <w:proofErr w:type="spellEnd"/>
-      <w:r>
-        <w:t xml:space="preserve"> anlegen</w:t>
+      <w:r>
+        <w:t>Artifakt anlegen</w:t>
       </w:r>
       <w:r>
         <w:t>, d.h.</w:t>
@@ -1684,29 +1241,11 @@
       <w:r>
         <w:t xml:space="preserve">"Project </w:t>
       </w:r>
-      <w:proofErr w:type="spellStart"/>
       <w:r>
         <w:t>structure</w:t>
       </w:r>
-      <w:proofErr w:type="spellEnd"/>
-      <w:r>
-        <w:t xml:space="preserve">" das Erstellen des </w:t>
-      </w:r>
-      <w:proofErr w:type="spellStart"/>
-      <w:r>
-        <w:t>jar</w:t>
-      </w:r>
-      <w:proofErr w:type="spellEnd"/>
-      <w:r>
-        <w:t xml:space="preserve">-File konfigurieren und dem Jar-File mitteilen, wo der </w:t>
-      </w:r>
-      <w:proofErr w:type="spellStart"/>
-      <w:r>
-        <w:t>Einsprungspunkt</w:t>
-      </w:r>
-      <w:proofErr w:type="spellEnd"/>
-      <w:r>
-        <w:t>, d.h. die Main-Klasse, zu finden ist.</w:t>
+      <w:r>
+        <w:t>" das Erstellen des jar-File konfigurieren und dem Jar-File mitteilen, wo der Einsprungspunkt, d.h. die Main-Klasse, zu finden ist.</w:t>
       </w:r>
     </w:p>
     <w:p>
@@ -1795,34 +1334,10 @@
     </w:p>
     <w:p>
       <w:r>
-        <w:t>erwarteter Output danach ungefähr wie folgt, diesen mit "</w:t>
-      </w:r>
-      <w:proofErr w:type="spellStart"/>
-      <w:r>
-        <w:t>Apply</w:t>
-      </w:r>
-      <w:proofErr w:type="spellEnd"/>
-      <w:r>
-        <w:t>" bestätigen</w:t>
-      </w:r>
-      <w:r>
-        <w:t xml:space="preserve"> (wenn mit </w:t>
-      </w:r>
-      <w:proofErr w:type="spellStart"/>
-      <w:r>
-        <w:t>gradle</w:t>
-      </w:r>
-      <w:proofErr w:type="spellEnd"/>
-      <w:r>
-        <w:t xml:space="preserve"> davor schon ein </w:t>
-      </w:r>
-      <w:proofErr w:type="spellStart"/>
-      <w:r>
-        <w:t>build</w:t>
-      </w:r>
-      <w:proofErr w:type="spellEnd"/>
-      <w:r>
-        <w:t xml:space="preserve"> angestoßen wurde, kann sein, dass hier die Liste auch bereits länger ist):</w:t>
+        <w:t>erwarteter Output danach ungefähr wie folgt, diesen mit "Apply" bestätigen</w:t>
+      </w:r>
+      <w:r>
+        <w:t xml:space="preserve"> (wenn mit gradle davor schon ein build angestoßen wurde, kann sein, dass hier die Liste auch bereits länger ist):</w:t>
       </w:r>
     </w:p>
     <w:p>
@@ -1870,15 +1385,7 @@
     </w:p>
     <w:p>
       <w:r>
-        <w:t xml:space="preserve">und dann kann man das </w:t>
-      </w:r>
-      <w:proofErr w:type="spellStart"/>
-      <w:r>
-        <w:t>Artifakt</w:t>
-      </w:r>
-      <w:proofErr w:type="spellEnd"/>
-      <w:r>
-        <w:t xml:space="preserve"> bauen:</w:t>
+        <w:t>und dann kann man das Artifakt bauen:</w:t>
       </w:r>
     </w:p>
     <w:p>
@@ -1937,21 +1444,31 @@
       </w:r>
     </w:p>
     <w:p>
-      <w:proofErr w:type="spellStart"/>
-      <w:r>
-        <w:t>gradle</w:t>
-      </w:r>
-      <w:proofErr w:type="spellEnd"/>
-      <w:r>
-        <w:t xml:space="preserve"> </w:t>
-      </w:r>
-      <w:proofErr w:type="spellStart"/>
-      <w:r>
-        <w:t>task</w:t>
-      </w:r>
-      <w:proofErr w:type="spellEnd"/>
-      <w:r>
-        <w:t xml:space="preserve"> Jar</w:t>
+      <w:pPr>
+        <w:rPr>
+          <w:rFonts w:ascii="Courier New" w:hAnsi="Courier New" w:cs="Courier New"/>
+        </w:rPr>
+      </w:pPr>
+      <w:r>
+        <w:rPr>
+          <w:rFonts w:ascii="Courier New" w:hAnsi="Courier New" w:cs="Courier New"/>
+        </w:rPr>
+        <w:t>gradle task Jar</w:t>
+      </w:r>
+    </w:p>
+    <w:p>
+      <w:pPr>
+        <w:rPr>
+          <w:rFonts w:ascii="Courier New" w:hAnsi="Courier New" w:cs="Courier New"/>
+          <w:lang w:val="sv-SE"/>
+        </w:rPr>
+      </w:pPr>
+      <w:r>
+        <w:rPr>
+          <w:rFonts w:ascii="Courier New" w:hAnsi="Courier New" w:cs="Courier New"/>
+          <w:lang w:val="sv-SE"/>
+        </w:rPr>
+        <w:t>(oder: ”gradlew.bat task Jar”)</w:t>
       </w:r>
     </w:p>
     <w:p>
@@ -1960,73 +1477,17 @@
       </w:pPr>
       <w:bookmarkStart w:id="3" w:name="_Hlk215304282"/>
       <w:r>
-        <w:t xml:space="preserve">Prüfung des erstellten </w:t>
-      </w:r>
-      <w:proofErr w:type="spellStart"/>
-      <w:r>
-        <w:t>Artifacts</w:t>
-      </w:r>
-      <w:proofErr w:type="spellEnd"/>
-      <w:r>
-        <w:t xml:space="preserve"> und Kopieren auf Zielplattform</w:t>
-      </w:r>
-    </w:p>
-    <w:p>
-      <w:r>
-        <w:t xml:space="preserve">Je nach verwendetem </w:t>
-      </w:r>
-      <w:proofErr w:type="spellStart"/>
-      <w:r>
-        <w:t>Buildsystem</w:t>
-      </w:r>
-      <w:proofErr w:type="spellEnd"/>
-      <w:r>
-        <w:t xml:space="preserve"> und deren Settings findet man das generierte Jar-File unter z.B. out/</w:t>
-      </w:r>
-      <w:proofErr w:type="spellStart"/>
-      <w:r>
-        <w:t>artifacts</w:t>
-      </w:r>
-      <w:proofErr w:type="spellEnd"/>
-      <w:r>
-        <w:t xml:space="preserve"> oder </w:t>
-      </w:r>
-      <w:proofErr w:type="spellStart"/>
-      <w:r>
-        <w:t>build</w:t>
-      </w:r>
-      <w:proofErr w:type="spellEnd"/>
-      <w:r>
-        <w:t>/</w:t>
-      </w:r>
-      <w:proofErr w:type="spellStart"/>
-      <w:r>
-        <w:t>libs</w:t>
-      </w:r>
-      <w:proofErr w:type="spellEnd"/>
-      <w:r>
-        <w:t xml:space="preserve"> und beinhaltet der Dateiname eine </w:t>
-      </w:r>
-      <w:proofErr w:type="spellStart"/>
-      <w:r>
-        <w:t>Versionsnr</w:t>
-      </w:r>
-      <w:proofErr w:type="spellEnd"/>
-      <w:r>
-        <w:t>. oder nicht.</w:t>
-      </w:r>
-    </w:p>
-    <w:p>
-      <w:r>
-        <w:t xml:space="preserve">Falls zuvor schon eine Version dort gebildet wurde, die nicht funktioniert (weil z.B. fehlende </w:t>
-      </w:r>
-      <w:proofErr w:type="spellStart"/>
-      <w:r>
-        <w:t>Dependencies</w:t>
-      </w:r>
-      <w:proofErr w:type="spellEnd"/>
-      <w:r>
-        <w:t>), diese besser über "Clean" zuerst löschen</w:t>
+        <w:t>Prüfung des erstellten Artifacts und Kopieren auf Zielplattform</w:t>
+      </w:r>
+    </w:p>
+    <w:p>
+      <w:r>
+        <w:t>Je nach verwendetem Buildsystem und deren Settings findet man das generierte Jar-File unter z.B. out/artifacts oder build/libs und beinhaltet der Dateiname eine Versionsnr. oder nicht.</w:t>
+      </w:r>
+    </w:p>
+    <w:p>
+      <w:r>
+        <w:t>Falls zuvor schon eine Version dort gebildet wurde, die nicht funktioniert (weil z.B. fehlende Dependencies), diese besser über "Clean" zuerst löschen</w:t>
       </w:r>
       <w:r>
         <w:t xml:space="preserve"> oder noch besser gesamtes "out" Verzeichnis löschen.</w:t>
@@ -2092,93 +1553,24 @@
     </w:p>
     <w:p>
       <w:r>
-        <w:t xml:space="preserve">Das </w:t>
-      </w:r>
-      <w:proofErr w:type="spellStart"/>
-      <w:r>
-        <w:t>build.gradle</w:t>
-      </w:r>
-      <w:proofErr w:type="spellEnd"/>
-      <w:r>
-        <w:t xml:space="preserve"> beinhaltet einen „deploy“ Task, dieser funktioniert jedoch nur bei Passwort-</w:t>
-      </w:r>
-      <w:proofErr w:type="spellStart"/>
-      <w:r>
-        <w:t>based</w:t>
-      </w:r>
-      <w:proofErr w:type="spellEnd"/>
-      <w:r>
-        <w:t xml:space="preserve"> </w:t>
-      </w:r>
-      <w:proofErr w:type="spellStart"/>
-      <w:r>
-        <w:t>login</w:t>
-      </w:r>
-      <w:proofErr w:type="spellEnd"/>
-      <w:r>
-        <w:t xml:space="preserve"> bzw. müsste man die </w:t>
-      </w:r>
-      <w:proofErr w:type="spellStart"/>
-      <w:r>
-        <w:t>Credentials</w:t>
-      </w:r>
-      <w:proofErr w:type="spellEnd"/>
-      <w:r>
-        <w:t xml:space="preserve"> und Hostnamen ändern.</w:t>
-      </w:r>
-    </w:p>
-    <w:p>
-      <w:r>
-        <w:t xml:space="preserve">Daher am besten händisch die Datei manuell kopieren als </w:t>
-      </w:r>
-      <w:proofErr w:type="spellStart"/>
-      <w:r>
-        <w:t>user</w:t>
-      </w:r>
-      <w:proofErr w:type="spellEnd"/>
-      <w:r>
-        <w:t xml:space="preserve"> „</w:t>
-      </w:r>
-      <w:proofErr w:type="spellStart"/>
-      <w:r>
-        <w:t>student</w:t>
-      </w:r>
-      <w:proofErr w:type="spellEnd"/>
-      <w:r>
-        <w:t xml:space="preserve">“ und dann die Datei dem </w:t>
-      </w:r>
-      <w:proofErr w:type="spellStart"/>
-      <w:r>
-        <w:t>hduser</w:t>
-      </w:r>
-      <w:proofErr w:type="spellEnd"/>
-      <w:r>
-        <w:t xml:space="preserve"> „schenken“:</w:t>
+        <w:t>Das build.gradle beinhaltet einen „deploy“ Task, dieser funktioniert jedoch nur bei Passwort-based login bzw. müsste man die Credentials und Hostnamen ändern.</w:t>
+      </w:r>
+    </w:p>
+    <w:p>
+      <w:r>
+        <w:lastRenderedPageBreak/>
+        <w:t>Daher am besten händisch die Datei manuell kopieren als user „student“ und dann die Datei dem hduser „schenken“:</w:t>
       </w:r>
     </w:p>
     <w:p>
       <w:pPr>
         <w:pStyle w:val="Source"/>
       </w:pPr>
-      <w:proofErr w:type="spellStart"/>
-      <w:r>
-        <w:lastRenderedPageBreak/>
-        <w:t>scp</w:t>
-      </w:r>
-      <w:proofErr w:type="spellEnd"/>
-      <w:r>
-        <w:t xml:space="preserve"> </w:t>
-      </w:r>
-      <w:r>
-        <w:t>-I &lt;</w:t>
-      </w:r>
-      <w:proofErr w:type="spellStart"/>
-      <w:r>
-        <w:t>privateKey</w:t>
-      </w:r>
-      <w:proofErr w:type="spellEnd"/>
-      <w:r>
-        <w:t xml:space="preserve">&gt; </w:t>
+      <w:r>
+        <w:t xml:space="preserve">scp </w:t>
+      </w:r>
+      <w:r>
+        <w:t xml:space="preserve">-I &lt;privateKey&gt; </w:t>
       </w:r>
       <w:r>
         <w:t>Hadoopwordcount-1.0</w:t>
@@ -2207,40 +1599,11 @@
       <w:pPr>
         <w:pStyle w:val="Source"/>
       </w:pPr>
-      <w:proofErr w:type="spellStart"/>
-      <w:r>
-        <w:t>sudo</w:t>
-      </w:r>
-      <w:proofErr w:type="spellEnd"/>
-      <w:r>
-        <w:t xml:space="preserve"> </w:t>
-      </w:r>
-      <w:proofErr w:type="spellStart"/>
-      <w:r>
-        <w:t>chown</w:t>
-      </w:r>
-      <w:proofErr w:type="spellEnd"/>
-      <w:r>
-        <w:t xml:space="preserve"> </w:t>
-      </w:r>
-      <w:proofErr w:type="spellStart"/>
-      <w:r>
-        <w:t>hduser:hadoop</w:t>
-      </w:r>
-      <w:proofErr w:type="spellEnd"/>
-      <w:r>
-        <w:t xml:space="preserve"> /</w:t>
-      </w:r>
-      <w:proofErr w:type="spellStart"/>
-      <w:r>
-        <w:t>t</w:t>
-      </w:r>
-      <w:r>
-        <w:t>mp</w:t>
-      </w:r>
-      <w:proofErr w:type="spellEnd"/>
-      <w:r>
-        <w:t>/</w:t>
+      <w:r>
+        <w:t>sudo chown hduser:hadoop /t</w:t>
+      </w:r>
+      <w:r>
+        <w:t>mp/</w:t>
       </w:r>
       <w:r>
         <w:t>Hadoopwordcount-1.0.jar</w:t>
@@ -2250,34 +1613,16 @@
       <w:pPr>
         <w:pStyle w:val="Source"/>
       </w:pPr>
-      <w:proofErr w:type="spellStart"/>
-      <w:r>
-        <w:t>su</w:t>
-      </w:r>
-      <w:proofErr w:type="spellEnd"/>
-      <w:r>
-        <w:t xml:space="preserve"> – </w:t>
-      </w:r>
-      <w:proofErr w:type="spellStart"/>
-      <w:r>
-        <w:t>hduser</w:t>
-      </w:r>
-      <w:proofErr w:type="spellEnd"/>
+      <w:r>
+        <w:t>su – hduser</w:t>
+      </w:r>
     </w:p>
     <w:p>
       <w:pPr>
         <w:pStyle w:val="Source"/>
       </w:pPr>
       <w:r>
-        <w:t>mv /</w:t>
-      </w:r>
-      <w:proofErr w:type="spellStart"/>
-      <w:r>
-        <w:t>tmp</w:t>
-      </w:r>
-      <w:proofErr w:type="spellEnd"/>
-      <w:r>
-        <w:t>/Hadoopwordcount-1.0.jar ~/Hadoopwordcount.jar</w:t>
+        <w:t>mv /tmp/Hadoopwordcount-1.0.jar ~/Hadoopwordcount.jar</w:t>
       </w:r>
     </w:p>
     <w:p>
@@ -2300,21 +1645,7 @@
         <w:rPr>
           <w:lang w:val="de-DE"/>
         </w:rPr>
-        <w:t xml:space="preserve">Test des generierten </w:t>
-      </w:r>
-      <w:proofErr w:type="spellStart"/>
-      <w:r>
-        <w:rPr>
-          <w:lang w:val="de-DE"/>
-        </w:rPr>
-        <w:t>jar</w:t>
-      </w:r>
-      <w:proofErr w:type="spellEnd"/>
-      <w:r>
-        <w:rPr>
-          <w:lang w:val="de-DE"/>
-        </w:rPr>
-        <w:t>-Files</w:t>
+        <w:t>Test des generierten jar-Files</w:t>
       </w:r>
     </w:p>
     <w:p>
@@ -2351,15 +1682,7 @@
         <w:t xml:space="preserve">Input Ordner und Beispiel Textdatei </w:t>
       </w:r>
       <w:r>
-        <w:t xml:space="preserve">im </w:t>
-      </w:r>
-      <w:proofErr w:type="spellStart"/>
-      <w:r>
-        <w:t>hdfs</w:t>
-      </w:r>
-      <w:proofErr w:type="spellEnd"/>
-      <w:r>
-        <w:t xml:space="preserve"> </w:t>
+        <w:t xml:space="preserve">im hdfs </w:t>
       </w:r>
       <w:r>
         <w:t>anlegen</w:t>
@@ -2381,19 +1704,9 @@
       <w:pPr>
         <w:pStyle w:val="Source"/>
       </w:pPr>
-      <w:proofErr w:type="spellStart"/>
-      <w:r>
-        <w:t>su</w:t>
-      </w:r>
-      <w:proofErr w:type="spellEnd"/>
-      <w:r>
-        <w:t xml:space="preserve"> – </w:t>
-      </w:r>
-      <w:proofErr w:type="spellStart"/>
-      <w:r>
-        <w:t>hduser</w:t>
-      </w:r>
-      <w:proofErr w:type="spellEnd"/>
+      <w:r>
+        <w:t>su – hduser</w:t>
+      </w:r>
     </w:p>
     <w:p>
       <w:pPr>
@@ -2408,106 +1721,61 @@
         <w:pStyle w:val="Source"/>
       </w:pPr>
       <w:r>
-        <w:t>start-yarn.sh</w:t>
+        <w:t>hdfs dfs -mkdir /input</w:t>
       </w:r>
     </w:p>
     <w:p>
       <w:pPr>
         <w:pStyle w:val="Source"/>
       </w:pPr>
-      <w:proofErr w:type="spellStart"/>
-      <w:r>
-        <w:t>hdfs</w:t>
-      </w:r>
-      <w:proofErr w:type="spellEnd"/>
-      <w:r>
-        <w:t xml:space="preserve"> </w:t>
-      </w:r>
-      <w:proofErr w:type="spellStart"/>
-      <w:r>
-        <w:t>dfs</w:t>
-      </w:r>
-      <w:proofErr w:type="spellEnd"/>
-      <w:r>
-        <w:t xml:space="preserve"> -</w:t>
-      </w:r>
-      <w:proofErr w:type="spellStart"/>
-      <w:r>
-        <w:t>mkdir</w:t>
-      </w:r>
-      <w:proofErr w:type="spellEnd"/>
-      <w:r>
-        <w:t xml:space="preserve"> /input</w:t>
+      <w:r>
+        <w:t>hdfs dfs -mkdir /output</w:t>
       </w:r>
     </w:p>
     <w:p>
       <w:pPr>
         <w:pStyle w:val="Source"/>
       </w:pPr>
-      <w:proofErr w:type="spellStart"/>
-      <w:r>
-        <w:t>hdfs</w:t>
-      </w:r>
-      <w:proofErr w:type="spellEnd"/>
-      <w:r>
-        <w:t xml:space="preserve"> </w:t>
-      </w:r>
-      <w:proofErr w:type="spellStart"/>
-      <w:r>
-        <w:t>dfs</w:t>
-      </w:r>
-      <w:proofErr w:type="spellEnd"/>
-      <w:r>
-        <w:t xml:space="preserve"> -</w:t>
-      </w:r>
-      <w:proofErr w:type="spellStart"/>
-      <w:r>
-        <w:t>mkdir</w:t>
-      </w:r>
-      <w:proofErr w:type="spellEnd"/>
-      <w:r>
-        <w:t xml:space="preserve"> /output</w:t>
+      <w:r>
+        <w:t xml:space="preserve">hdfs dfs -put </w:t>
+      </w:r>
+      <w:r>
+        <w:t>~/BigData/data</w:t>
+      </w:r>
+      <w:r>
+        <w:t>/</w:t>
+      </w:r>
+      <w:r>
+        <w:t>Bibel.txt</w:t>
+      </w:r>
+      <w:r>
+        <w:t xml:space="preserve"> /input/</w:t>
       </w:r>
     </w:p>
     <w:p>
       <w:pPr>
         <w:pStyle w:val="Source"/>
-      </w:pPr>
-      <w:proofErr w:type="spellStart"/>
-      <w:r>
-        <w:t>hdfs</w:t>
-      </w:r>
-      <w:proofErr w:type="spellEnd"/>
-      <w:r>
-        <w:t xml:space="preserve"> </w:t>
-      </w:r>
-      <w:proofErr w:type="spellStart"/>
-      <w:r>
-        <w:t>dfs</w:t>
-      </w:r>
-      <w:proofErr w:type="spellEnd"/>
-      <w:r>
-        <w:t xml:space="preserve"> -put </w:t>
-      </w:r>
-      <w:r>
-        <w:t>~/</w:t>
-      </w:r>
-      <w:proofErr w:type="spellStart"/>
-      <w:r>
-        <w:t>BigData</w:t>
-      </w:r>
-      <w:proofErr w:type="spellEnd"/>
-      <w:r>
-        <w:t>/data</w:t>
-      </w:r>
-      <w:r>
-        <w:t>/</w:t>
-      </w:r>
-      <w:r>
-        <w:t>Bibel.txt</w:t>
-      </w:r>
-      <w:r>
-        <w:t xml:space="preserve"> /input/</w:t>
+        <w:rPr>
+          <w:lang w:val="de-DE"/>
+        </w:rPr>
+      </w:pPr>
+      <w:r>
+        <w:rPr>
+          <w:lang w:val="de-DE"/>
+        </w:rPr>
+        <w:t>OutputDir</w:t>
+      </w:r>
+      <w:r>
+        <w:rPr>
+          <w:lang w:val="de-DE"/>
+        </w:rPr>
+        <w:t>=/output/</w:t>
+      </w:r>
+      <w:r>
+        <w:rPr>
+          <w:lang w:val="de-DE"/>
+        </w:rPr>
+        <w:t>Bibel</w:t>
       </w:r>
     </w:p>
     <w:p>
@@ -2517,39 +1785,17 @@
           <w:lang w:val="de-DE"/>
         </w:rPr>
       </w:pPr>
-      <w:proofErr w:type="spellStart"/>
-      <w:r>
-        <w:rPr>
-          <w:lang w:val="de-DE"/>
-        </w:rPr>
-        <w:t>OutputDir</w:t>
-      </w:r>
-      <w:proofErr w:type="spellEnd"/>
-      <w:r>
-        <w:rPr>
-          <w:lang w:val="de-DE"/>
-        </w:rPr>
-        <w:t>=/</w:t>
-      </w:r>
-      <w:proofErr w:type="spellStart"/>
-      <w:r>
-        <w:rPr>
-          <w:lang w:val="de-DE"/>
-        </w:rPr>
-        <w:t>output</w:t>
-      </w:r>
-      <w:proofErr w:type="spellEnd"/>
-      <w:r>
-        <w:rPr>
-          <w:lang w:val="de-DE"/>
-        </w:rPr>
-        <w:t>/</w:t>
-      </w:r>
-      <w:r>
-        <w:rPr>
-          <w:lang w:val="de-DE"/>
-        </w:rPr>
-        <w:t>Bibel</w:t>
+      <w:r>
+        <w:rPr>
+          <w:lang w:val="de-DE"/>
+        </w:rPr>
+        <w:t># folgendes für jeden Versuch n</w:t>
+      </w:r>
+      <w:r>
+        <w:rPr>
+          <w:lang w:val="de-DE"/>
+        </w:rPr>
+        <w:t>eu ausführen</w:t>
       </w:r>
     </w:p>
     <w:p>
@@ -2563,13 +1809,19 @@
         <w:rPr>
           <w:lang w:val="de-DE"/>
         </w:rPr>
-        <w:t># folgendes für jeden Versuch n</w:t>
-      </w:r>
-      <w:r>
-        <w:rPr>
-          <w:lang w:val="de-DE"/>
-        </w:rPr>
-        <w:t>eu ausführen</w:t>
+        <w:t xml:space="preserve">hdfs dfs </w:t>
+      </w:r>
+      <w:r>
+        <w:rPr>
+          <w:lang w:val="de-DE"/>
+        </w:rPr>
+        <w:t>-</w:t>
+      </w:r>
+      <w:r>
+        <w:rPr>
+          <w:lang w:val="de-DE"/>
+        </w:rPr>
+        <w:t>rm -R $OutputDir</w:t>
       </w:r>
     </w:p>
     <w:p>
@@ -2579,62 +1831,54 @@
           <w:lang w:val="de-DE"/>
         </w:rPr>
       </w:pPr>
-      <w:proofErr w:type="spellStart"/>
-      <w:r>
-        <w:rPr>
-          <w:lang w:val="de-DE"/>
-        </w:rPr>
-        <w:t>hdfs</w:t>
-      </w:r>
-      <w:proofErr w:type="spellEnd"/>
-      <w:r>
-        <w:rPr>
-          <w:lang w:val="de-DE"/>
-        </w:rPr>
-        <w:t xml:space="preserve"> </w:t>
-      </w:r>
-      <w:proofErr w:type="spellStart"/>
-      <w:r>
-        <w:rPr>
-          <w:lang w:val="de-DE"/>
-        </w:rPr>
-        <w:t>dfs</w:t>
-      </w:r>
-      <w:proofErr w:type="spellEnd"/>
-      <w:r>
-        <w:rPr>
-          <w:lang w:val="de-DE"/>
-        </w:rPr>
-        <w:t xml:space="preserve"> </w:t>
-      </w:r>
-      <w:r>
-        <w:rPr>
-          <w:lang w:val="de-DE"/>
-        </w:rPr>
-        <w:t>-</w:t>
-      </w:r>
-      <w:proofErr w:type="spellStart"/>
-      <w:r>
-        <w:rPr>
-          <w:lang w:val="de-DE"/>
-        </w:rPr>
-        <w:t>rm</w:t>
-      </w:r>
-      <w:proofErr w:type="spellEnd"/>
-      <w:r>
-        <w:rPr>
-          <w:lang w:val="de-DE"/>
-        </w:rPr>
-        <w:t xml:space="preserve"> -R $</w:t>
-      </w:r>
-      <w:proofErr w:type="spellStart"/>
-      <w:r>
-        <w:rPr>
-          <w:lang w:val="de-DE"/>
-        </w:rPr>
-        <w:t>OutputDir</w:t>
-      </w:r>
-      <w:proofErr w:type="spellEnd"/>
+      <w:r>
+        <w:rPr>
+          <w:lang w:val="de-DE"/>
+        </w:rPr>
+        <w:t xml:space="preserve">hadoop jar </w:t>
+      </w:r>
+      <w:r>
+        <w:rPr>
+          <w:lang w:val="de-AT"/>
+        </w:rPr>
+        <w:t>Hadoop</w:t>
+      </w:r>
+      <w:r>
+        <w:rPr>
+          <w:lang w:val="de-AT"/>
+        </w:rPr>
+        <w:t>wordc</w:t>
+      </w:r>
+      <w:r>
+        <w:rPr>
+          <w:lang w:val="de-AT"/>
+        </w:rPr>
+        <w:t>ount</w:t>
+      </w:r>
+      <w:r>
+        <w:rPr>
+          <w:lang w:val="de-DE"/>
+        </w:rPr>
+        <w:t>.jar /</w:t>
+      </w:r>
+      <w:r>
+        <w:rPr>
+          <w:lang w:val="de-DE"/>
+        </w:rPr>
+        <w:t>input</w:t>
+      </w:r>
+      <w:r>
+        <w:rPr>
+          <w:lang w:val="de-DE"/>
+        </w:rPr>
+        <w:t xml:space="preserve">/Bibel.txt </w:t>
+      </w:r>
+      <w:r>
+        <w:rPr>
+          <w:lang w:val="de-DE"/>
+        </w:rPr>
+        <w:t>$OutputDir</w:t>
+      </w:r>
     </w:p>
     <w:p>
       <w:pPr>
@@ -2643,39 +1887,141 @@
           <w:lang w:val="de-DE"/>
         </w:rPr>
       </w:pPr>
-      <w:proofErr w:type="spellStart"/>
-      <w:r>
-        <w:rPr>
-          <w:lang w:val="de-DE"/>
-        </w:rPr>
-        <w:t>hadoop</w:t>
-      </w:r>
-      <w:proofErr w:type="spellEnd"/>
-      <w:r>
-        <w:rPr>
-          <w:lang w:val="de-DE"/>
-        </w:rPr>
-        <w:t xml:space="preserve"> </w:t>
-      </w:r>
-      <w:proofErr w:type="spellStart"/>
-      <w:r>
-        <w:rPr>
-          <w:lang w:val="de-DE"/>
-        </w:rPr>
-        <w:t>jar</w:t>
-      </w:r>
-      <w:proofErr w:type="spellEnd"/>
-      <w:r>
-        <w:rPr>
-          <w:lang w:val="de-DE"/>
-        </w:rPr>
-        <w:t xml:space="preserve"> </w:t>
-      </w:r>
-      <w:proofErr w:type="spellStart"/>
-      <w:r>
+    </w:p>
+    <w:p>
+      <w:r>
+        <w:t xml:space="preserve">Bei Problemen </w:t>
+      </w:r>
+      <w:r>
+        <w:t xml:space="preserve">(vor allem wenn Meldung „main class not found“) </w:t>
+      </w:r>
+      <w:r>
+        <w:t xml:space="preserve">die Jar-Datei überprüfen ("jar -tvf" funktioniert </w:t>
+      </w:r>
+      <w:r>
+        <w:t>unter</w:t>
+      </w:r>
+      <w:r>
+        <w:t xml:space="preserve"> Linux</w:t>
+      </w:r>
+      <w:r>
+        <w:t xml:space="preserve"> als auch unter Windows</w:t>
+      </w:r>
+      <w:r>
+        <w:t xml:space="preserve">), sie muss zumindest folgende </w:t>
+      </w:r>
+      <w:r>
+        <w:t xml:space="preserve">4 </w:t>
+      </w:r>
+      <w:r>
+        <w:t>Dateien beinhalten:</w:t>
+      </w:r>
+    </w:p>
+    <w:p>
+      <w:pPr>
+        <w:pStyle w:val="Source"/>
         <w:rPr>
           <w:lang w:val="de-AT"/>
         </w:rPr>
+      </w:pPr>
+      <w:r>
+        <w:rPr>
+          <w:lang w:val="de-AT"/>
+        </w:rPr>
+        <w:t>j</w:t>
+      </w:r>
+      <w:r>
+        <w:rPr>
+          <w:lang w:val="de-AT"/>
+        </w:rPr>
+        <w:t>ar -tvf Hadoop</w:t>
+      </w:r>
+      <w:r>
+        <w:rPr>
+          <w:lang w:val="de-AT"/>
+        </w:rPr>
+        <w:t>wordc</w:t>
+      </w:r>
+      <w:r>
+        <w:rPr>
+          <w:lang w:val="de-AT"/>
+        </w:rPr>
+        <w:t>ount.jar | awk '{ print $8 }'</w:t>
+      </w:r>
+    </w:p>
+    <w:p>
+      <w:pPr>
+        <w:pStyle w:val="Source"/>
+      </w:pPr>
+      <w:r>
+        <w:t>META-INF/MANIFEST.MF</w:t>
+      </w:r>
+    </w:p>
+    <w:p>
+      <w:pPr>
+        <w:pStyle w:val="Source"/>
+      </w:pPr>
+      <w:r>
+        <w:t>at/fhj/MapClass.class</w:t>
+      </w:r>
+    </w:p>
+    <w:p>
+      <w:pPr>
+        <w:pStyle w:val="Source"/>
+      </w:pPr>
+      <w:r>
+        <w:t>at/fhj/ReduceClass.class</w:t>
+      </w:r>
+    </w:p>
+    <w:p>
+      <w:pPr>
+        <w:pStyle w:val="Source"/>
+        <w:rPr>
+          <w:lang w:val="de-DE"/>
+        </w:rPr>
+      </w:pPr>
+      <w:r>
+        <w:rPr>
+          <w:lang w:val="de-DE"/>
+        </w:rPr>
+        <w:t>at/fhj/WordCount.class</w:t>
+      </w:r>
+    </w:p>
+    <w:p>
+      <w:pPr>
+        <w:rPr>
+          <w:lang w:val="de-DE"/>
+        </w:rPr>
+      </w:pPr>
+    </w:p>
+    <w:p>
+      <w:r>
+        <w:t>Der Inhalt der Datei MANIFEST.MF sollte wie folgt sein</w:t>
+      </w:r>
+      <w:r>
+        <w:t xml:space="preserve"> (optional stehen dahinter noch ClassPaths)</w:t>
+      </w:r>
+      <w:r>
+        <w:t>:</w:t>
+      </w:r>
+    </w:p>
+    <w:p>
+      <w:pPr>
+        <w:pStyle w:val="Source"/>
+        <w:rPr>
+          <w:lang w:val="de-AT"/>
+        </w:rPr>
+      </w:pPr>
+      <w:r>
+        <w:rPr>
+          <w:lang w:val="de-AT"/>
+        </w:rPr>
+        <w:t xml:space="preserve">jar -xf </w:t>
+      </w:r>
+      <w:r>
+        <w:rPr>
+          <w:lang w:val="de-AT"/>
+        </w:rPr>
         <w:t>Hadoop</w:t>
       </w:r>
       <w:r>
@@ -2690,395 +2036,25 @@
         </w:rPr>
         <w:t>ount</w:t>
       </w:r>
-      <w:proofErr w:type="spellEnd"/>
-      <w:r>
-        <w:rPr>
-          <w:lang w:val="de-DE"/>
-        </w:rPr>
-        <w:t>.</w:t>
-      </w:r>
-      <w:proofErr w:type="spellStart"/>
-      <w:r>
-        <w:rPr>
-          <w:lang w:val="de-DE"/>
-        </w:rPr>
-        <w:t>jar</w:t>
-      </w:r>
-      <w:proofErr w:type="spellEnd"/>
-      <w:r>
-        <w:rPr>
-          <w:lang w:val="de-DE"/>
-        </w:rPr>
-        <w:t xml:space="preserve"> /</w:t>
-      </w:r>
-      <w:proofErr w:type="spellStart"/>
-      <w:r>
-        <w:rPr>
-          <w:lang w:val="de-DE"/>
-        </w:rPr>
-        <w:t>input</w:t>
-      </w:r>
-      <w:proofErr w:type="spellEnd"/>
-      <w:r>
-        <w:rPr>
-          <w:lang w:val="de-DE"/>
-        </w:rPr>
-        <w:t xml:space="preserve">/Bibel.txt </w:t>
-      </w:r>
-      <w:r>
-        <w:rPr>
-          <w:lang w:val="de-DE"/>
-        </w:rPr>
-        <w:t>$</w:t>
-      </w:r>
-      <w:proofErr w:type="spellStart"/>
-      <w:r>
-        <w:rPr>
-          <w:lang w:val="de-DE"/>
-        </w:rPr>
-        <w:t>OutputDir</w:t>
-      </w:r>
-      <w:proofErr w:type="spellEnd"/>
+      <w:r>
+        <w:rPr>
+          <w:lang w:val="de-AT"/>
+        </w:rPr>
+        <w:t>.jar META-INF/MANIFEST.MF</w:t>
+      </w:r>
     </w:p>
     <w:p>
       <w:pPr>
         <w:pStyle w:val="Source"/>
         <w:rPr>
-          <w:lang w:val="de-DE"/>
-        </w:rPr>
-      </w:pPr>
-    </w:p>
-    <w:p>
-      <w:r>
-        <w:t xml:space="preserve">Bei Problemen </w:t>
-      </w:r>
-      <w:r>
-        <w:t>(vor allem wenn Meldung „</w:t>
-      </w:r>
-      <w:proofErr w:type="spellStart"/>
-      <w:r>
-        <w:t>main</w:t>
-      </w:r>
-      <w:proofErr w:type="spellEnd"/>
-      <w:r>
-        <w:t xml:space="preserve"> </w:t>
-      </w:r>
-      <w:proofErr w:type="spellStart"/>
-      <w:r>
-        <w:t>class</w:t>
-      </w:r>
-      <w:proofErr w:type="spellEnd"/>
-      <w:r>
-        <w:t xml:space="preserve"> not </w:t>
-      </w:r>
-      <w:proofErr w:type="spellStart"/>
-      <w:r>
-        <w:t>found</w:t>
-      </w:r>
-      <w:proofErr w:type="spellEnd"/>
-      <w:r>
-        <w:t xml:space="preserve">“) </w:t>
-      </w:r>
-      <w:r>
-        <w:t>die Jar-Datei überprüfen ("</w:t>
-      </w:r>
-      <w:proofErr w:type="spellStart"/>
-      <w:r>
-        <w:t>jar</w:t>
-      </w:r>
-      <w:proofErr w:type="spellEnd"/>
-      <w:r>
-        <w:t xml:space="preserve"> -</w:t>
-      </w:r>
-      <w:proofErr w:type="spellStart"/>
-      <w:r>
-        <w:t>tvf</w:t>
-      </w:r>
-      <w:proofErr w:type="spellEnd"/>
-      <w:r>
-        <w:t xml:space="preserve">" funktioniert meines Wissens nur unter Linux), sie muss zumindest folgende </w:t>
-      </w:r>
-      <w:r>
-        <w:t xml:space="preserve">4 </w:t>
-      </w:r>
-      <w:r>
-        <w:t>Dateien beinhalten:</w:t>
-      </w:r>
-    </w:p>
-    <w:p>
-      <w:pPr>
-        <w:pStyle w:val="Source"/>
-        <w:rPr>
           <w:lang w:val="de-AT"/>
         </w:rPr>
       </w:pPr>
-      <w:proofErr w:type="spellStart"/>
       <w:r>
         <w:rPr>
           <w:lang w:val="de-AT"/>
         </w:rPr>
-        <w:t>j</w:t>
-      </w:r>
-      <w:r>
-        <w:rPr>
-          <w:lang w:val="de-AT"/>
-        </w:rPr>
-        <w:t>ar</w:t>
-      </w:r>
-      <w:proofErr w:type="spellEnd"/>
-      <w:r>
-        <w:rPr>
-          <w:lang w:val="de-AT"/>
-        </w:rPr>
-        <w:t xml:space="preserve"> -</w:t>
-      </w:r>
-      <w:proofErr w:type="spellStart"/>
-      <w:r>
-        <w:rPr>
-          <w:lang w:val="de-AT"/>
-        </w:rPr>
-        <w:t>tvf</w:t>
-      </w:r>
-      <w:proofErr w:type="spellEnd"/>
-      <w:r>
-        <w:rPr>
-          <w:lang w:val="de-AT"/>
-        </w:rPr>
-        <w:t xml:space="preserve"> Hadoop</w:t>
-      </w:r>
-      <w:r>
-        <w:rPr>
-          <w:lang w:val="de-AT"/>
-        </w:rPr>
-        <w:t>wordc</w:t>
-      </w:r>
-      <w:r>
-        <w:rPr>
-          <w:lang w:val="de-AT"/>
-        </w:rPr>
-        <w:t xml:space="preserve">ount.jar | </w:t>
-      </w:r>
-      <w:proofErr w:type="spellStart"/>
-      <w:r>
-        <w:rPr>
-          <w:lang w:val="de-AT"/>
-        </w:rPr>
-        <w:t>awk</w:t>
-      </w:r>
-      <w:proofErr w:type="spellEnd"/>
-      <w:r>
-        <w:rPr>
-          <w:lang w:val="de-AT"/>
-        </w:rPr>
-        <w:t xml:space="preserve"> '{ </w:t>
-      </w:r>
-      <w:proofErr w:type="spellStart"/>
-      <w:r>
-        <w:rPr>
-          <w:lang w:val="de-AT"/>
-        </w:rPr>
-        <w:t>print</w:t>
-      </w:r>
-      <w:proofErr w:type="spellEnd"/>
-      <w:r>
-        <w:rPr>
-          <w:lang w:val="de-AT"/>
-        </w:rPr>
-        <w:t xml:space="preserve"> $8 }'</w:t>
-      </w:r>
-    </w:p>
-    <w:p>
-      <w:pPr>
-        <w:pStyle w:val="Source"/>
-      </w:pPr>
-      <w:r>
-        <w:t>META-INF/MANIFEST.MF</w:t>
-      </w:r>
-    </w:p>
-    <w:p>
-      <w:pPr>
-        <w:pStyle w:val="Source"/>
-      </w:pPr>
-      <w:r>
-        <w:t>at/</w:t>
-      </w:r>
-      <w:proofErr w:type="spellStart"/>
-      <w:r>
-        <w:t>fhj</w:t>
-      </w:r>
-      <w:proofErr w:type="spellEnd"/>
-      <w:r>
-        <w:t>/</w:t>
-      </w:r>
-      <w:proofErr w:type="spellStart"/>
-      <w:r>
-        <w:t>MapClass.class</w:t>
-      </w:r>
-      <w:proofErr w:type="spellEnd"/>
-    </w:p>
-    <w:p>
-      <w:pPr>
-        <w:pStyle w:val="Source"/>
-      </w:pPr>
-      <w:r>
-        <w:t>at/</w:t>
-      </w:r>
-      <w:proofErr w:type="spellStart"/>
-      <w:r>
-        <w:t>fhj</w:t>
-      </w:r>
-      <w:proofErr w:type="spellEnd"/>
-      <w:r>
-        <w:t>/</w:t>
-      </w:r>
-      <w:proofErr w:type="spellStart"/>
-      <w:r>
-        <w:t>ReduceClass.class</w:t>
-      </w:r>
-      <w:proofErr w:type="spellEnd"/>
-    </w:p>
-    <w:p>
-      <w:pPr>
-        <w:pStyle w:val="Source"/>
-        <w:rPr>
-          <w:lang w:val="de-DE"/>
-        </w:rPr>
-      </w:pPr>
-      <w:r>
-        <w:rPr>
-          <w:lang w:val="de-DE"/>
-        </w:rPr>
-        <w:t>at/</w:t>
-      </w:r>
-      <w:proofErr w:type="spellStart"/>
-      <w:r>
-        <w:rPr>
-          <w:lang w:val="de-DE"/>
-        </w:rPr>
-        <w:t>fhj</w:t>
-      </w:r>
-      <w:proofErr w:type="spellEnd"/>
-      <w:r>
-        <w:rPr>
-          <w:lang w:val="de-DE"/>
-        </w:rPr>
-        <w:t>/</w:t>
-      </w:r>
-      <w:proofErr w:type="spellStart"/>
-      <w:r>
-        <w:rPr>
-          <w:lang w:val="de-DE"/>
-        </w:rPr>
-        <w:t>WordCount.class</w:t>
-      </w:r>
-      <w:proofErr w:type="spellEnd"/>
-    </w:p>
-    <w:p>
-      <w:pPr>
-        <w:rPr>
-          <w:lang w:val="de-DE"/>
-        </w:rPr>
-      </w:pPr>
-    </w:p>
-    <w:p>
-      <w:r>
-        <w:t>Der Inhalt der Datei MANIFEST.MF sollte wie folgt sein</w:t>
-      </w:r>
-      <w:r>
-        <w:t xml:space="preserve"> (optional stehen dahinter noch </w:t>
-      </w:r>
-      <w:proofErr w:type="spellStart"/>
-      <w:r>
-        <w:t>ClassPaths</w:t>
-      </w:r>
-      <w:proofErr w:type="spellEnd"/>
-      <w:r>
-        <w:t>)</w:t>
-      </w:r>
-      <w:r>
-        <w:t>:</w:t>
-      </w:r>
-    </w:p>
-    <w:p>
-      <w:pPr>
-        <w:pStyle w:val="Source"/>
-        <w:rPr>
-          <w:lang w:val="de-AT"/>
-        </w:rPr>
-      </w:pPr>
-      <w:proofErr w:type="spellStart"/>
-      <w:r>
-        <w:rPr>
-          <w:lang w:val="de-AT"/>
-        </w:rPr>
-        <w:t>jar</w:t>
-      </w:r>
-      <w:proofErr w:type="spellEnd"/>
-      <w:r>
-        <w:rPr>
-          <w:lang w:val="de-AT"/>
-        </w:rPr>
-        <w:t xml:space="preserve"> -</w:t>
-      </w:r>
-      <w:proofErr w:type="spellStart"/>
-      <w:r>
-        <w:rPr>
-          <w:lang w:val="de-AT"/>
-        </w:rPr>
-        <w:t>xf</w:t>
-      </w:r>
-      <w:proofErr w:type="spellEnd"/>
-      <w:r>
-        <w:rPr>
-          <w:lang w:val="de-AT"/>
-        </w:rPr>
-        <w:t xml:space="preserve"> </w:t>
-      </w:r>
-      <w:r>
-        <w:rPr>
-          <w:lang w:val="de-AT"/>
-        </w:rPr>
-        <w:t>Hadoop</w:t>
-      </w:r>
-      <w:r>
-        <w:rPr>
-          <w:lang w:val="de-AT"/>
-        </w:rPr>
-        <w:t>wordc</w:t>
-      </w:r>
-      <w:r>
-        <w:rPr>
-          <w:lang w:val="de-AT"/>
-        </w:rPr>
-        <w:t>ount</w:t>
-      </w:r>
-      <w:r>
-        <w:rPr>
-          <w:lang w:val="de-AT"/>
-        </w:rPr>
-        <w:t>.jar META-INF/MANIFEST.MF</w:t>
-      </w:r>
-    </w:p>
-    <w:p>
-      <w:pPr>
-        <w:pStyle w:val="Source"/>
-        <w:rPr>
-          <w:lang w:val="de-AT"/>
-        </w:rPr>
-      </w:pPr>
-      <w:proofErr w:type="spellStart"/>
-      <w:r>
-        <w:rPr>
-          <w:lang w:val="de-AT"/>
-        </w:rPr>
-        <w:t>cat</w:t>
-      </w:r>
-      <w:proofErr w:type="spellEnd"/>
-      <w:r>
-        <w:rPr>
-          <w:lang w:val="de-AT"/>
-        </w:rPr>
-        <w:t xml:space="preserve"> META-INF/MANIFEST.MF</w:t>
+        <w:t>cat META-INF/MANIFEST.MF</w:t>
       </w:r>
     </w:p>
     <w:p>
@@ -3114,18 +2090,8 @@
           <w:bCs/>
           <w:color w:val="0070C0"/>
         </w:rPr>
-        <w:t xml:space="preserve">Main-Class: </w:t>
-      </w:r>
-      <w:proofErr w:type="spellStart"/>
-      <w:r>
-        <w:rPr>
-          <w:b/>
-          <w:bCs/>
-          <w:color w:val="0070C0"/>
-        </w:rPr>
-        <w:t>at.fhj.WordCount</w:t>
-      </w:r>
-      <w:proofErr w:type="spellEnd"/>
+        <w:t>Main-Class: at.fhj.WordCount</w:t>
+      </w:r>
     </w:p>
     <w:p>
       <w:pPr>
@@ -3348,35 +2314,7 @@
         <w:rPr>
           <w:lang w:val="de-DE"/>
         </w:rPr>
-        <w:t xml:space="preserve">Das “Tail </w:t>
-      </w:r>
-      <w:proofErr w:type="spellStart"/>
-      <w:r>
-        <w:rPr>
-          <w:lang w:val="de-DE"/>
-        </w:rPr>
-        <w:t>the</w:t>
-      </w:r>
-      <w:proofErr w:type="spellEnd"/>
-      <w:r>
-        <w:rPr>
-          <w:lang w:val="de-DE"/>
-        </w:rPr>
-        <w:t xml:space="preserve"> </w:t>
-      </w:r>
-      <w:proofErr w:type="spellStart"/>
-      <w:r>
-        <w:rPr>
-          <w:lang w:val="de-DE"/>
-        </w:rPr>
-        <w:t>file</w:t>
-      </w:r>
-      <w:proofErr w:type="spellEnd"/>
-      <w:r>
-        <w:rPr>
-          <w:lang w:val="de-DE"/>
-        </w:rPr>
-        <w:t>” funktioniert übliche</w:t>
+        <w:t>Das “Tail the file” funktioniert übliche</w:t>
       </w:r>
       <w:r>
         <w:rPr>
@@ -3389,42 +2327,16 @@
       <w:pPr>
         <w:pStyle w:val="Source"/>
       </w:pPr>
-      <w:proofErr w:type="spellStart"/>
-      <w:r>
-        <w:t>hdfs</w:t>
-      </w:r>
-      <w:proofErr w:type="spellEnd"/>
-      <w:r>
-        <w:t xml:space="preserve"> </w:t>
-      </w:r>
-      <w:proofErr w:type="spellStart"/>
-      <w:r>
-        <w:t>dfs</w:t>
-      </w:r>
-      <w:proofErr w:type="spellEnd"/>
-      <w:r>
-        <w:t xml:space="preserve"> -tail /output/Bibel/part-r-00000</w:t>
+      <w:r>
+        <w:t>hdfs dfs -tail /output/Bibel/part-r-00000</w:t>
       </w:r>
     </w:p>
     <w:p>
       <w:pPr>
         <w:pStyle w:val="Source"/>
       </w:pPr>
-      <w:proofErr w:type="spellStart"/>
-      <w:r>
-        <w:t>hdfs</w:t>
-      </w:r>
-      <w:proofErr w:type="spellEnd"/>
-      <w:r>
-        <w:t xml:space="preserve"> </w:t>
-      </w:r>
-      <w:proofErr w:type="spellStart"/>
-      <w:r>
-        <w:t>dfs</w:t>
-      </w:r>
-      <w:proofErr w:type="spellEnd"/>
-      <w:r>
-        <w:t xml:space="preserve"> -</w:t>
+      <w:r>
+        <w:t>hdfs dfs -</w:t>
       </w:r>
       <w:r>
         <w:t>head</w:t>
@@ -3436,6 +2348,41 @@
     <w:p>
       <w:pPr>
         <w:pStyle w:val="Source"/>
+      </w:pPr>
+    </w:p>
+    <w:p>
+      <w:pPr>
+        <w:rPr>
+          <w:color w:val="FF0000"/>
+        </w:rPr>
+      </w:pPr>
+      <w:r>
+        <w:rPr>
+          <w:color w:val="FF0000"/>
+        </w:rPr>
+        <w:t>Wichtig: wenn der Job erneut gestartet werden soll, muss zuvor das Output-Verzeichnis gelöscht werden (sowohl wenn man Output ins lokale Dateisystem als auch wenn man dies in hdfs schreibt)!</w:t>
+      </w:r>
+    </w:p>
+    <w:p>
+      <w:pPr>
+        <w:pStyle w:val="berschrift2"/>
+        <w:rPr>
+          <w:lang w:val="de-DE"/>
+        </w:rPr>
+      </w:pPr>
+      <w:r>
+        <w:rPr>
+          <w:lang w:val="de-DE"/>
+        </w:rPr>
+        <w:t>Optional: Nur wenn yarn konfiguriert und verwendet wurde</w:t>
+      </w:r>
+    </w:p>
+    <w:p>
+      <w:pPr>
+        <w:pStyle w:val="Source"/>
+        <w:rPr>
+          <w:lang w:val="de-DE"/>
+        </w:rPr>
       </w:pPr>
     </w:p>
     <w:p>
@@ -3453,25 +2400,23 @@
           <w:sz w:val="22"/>
           <w:lang w:val="de-DE"/>
         </w:rPr>
-        <w:t xml:space="preserve">Auf der Webseite von </w:t>
-      </w:r>
-      <w:proofErr w:type="spellStart"/>
+        <w:t>Auf der Webseite von Yarn sieht man die erledigten Jobs ebenfalls</w:t>
+      </w:r>
       <w:r>
         <w:rPr>
           <w:rFonts w:asciiTheme="minorHAnsi" w:hAnsiTheme="minorHAnsi" w:cstheme="minorBidi"/>
           <w:sz w:val="22"/>
           <w:lang w:val="de-DE"/>
         </w:rPr>
-        <w:t>Yarn</w:t>
-      </w:r>
-      <w:proofErr w:type="spellEnd"/>
+        <w:t xml:space="preserve"> (zu sehen nur im Fall, wenn mapreduce.framework.name auf „yarn“ und nicht „local“ eingestellt wurde)</w:t>
+      </w:r>
       <w:r>
         <w:rPr>
           <w:rFonts w:asciiTheme="minorHAnsi" w:hAnsiTheme="minorHAnsi" w:cstheme="minorBidi"/>
           <w:sz w:val="22"/>
           <w:lang w:val="de-DE"/>
         </w:rPr>
-        <w:t xml:space="preserve"> sieht man die erledigten Jobs ebenfalls</w:t>
+        <w:t xml:space="preserve"> und wenn yarn auch über start-yarn.sh gestartet wurde</w:t>
       </w:r>
       <w:r>
         <w:rPr>
@@ -3479,68 +2424,6 @@
           <w:sz w:val="22"/>
           <w:lang w:val="de-DE"/>
         </w:rPr>
-        <w:t xml:space="preserve"> (zu sehen nur im </w:t>
-      </w:r>
-      <w:proofErr w:type="spellStart"/>
-      <w:r>
-        <w:rPr>
-          <w:rFonts w:asciiTheme="minorHAnsi" w:hAnsiTheme="minorHAnsi" w:cstheme="minorBidi"/>
-          <w:sz w:val="22"/>
-          <w:lang w:val="de-DE"/>
-        </w:rPr>
-        <w:t>Fall</w:t>
-      </w:r>
-      <w:proofErr w:type="spellEnd"/>
-      <w:r>
-        <w:rPr>
-          <w:rFonts w:asciiTheme="minorHAnsi" w:hAnsiTheme="minorHAnsi" w:cstheme="minorBidi"/>
-          <w:sz w:val="22"/>
-          <w:lang w:val="de-DE"/>
-        </w:rPr>
-        <w:t>, wenn mapreduce.framework.name auf „</w:t>
-      </w:r>
-      <w:proofErr w:type="spellStart"/>
-      <w:r>
-        <w:rPr>
-          <w:rFonts w:asciiTheme="minorHAnsi" w:hAnsiTheme="minorHAnsi" w:cstheme="minorBidi"/>
-          <w:sz w:val="22"/>
-          <w:lang w:val="de-DE"/>
-        </w:rPr>
-        <w:t>yarn</w:t>
-      </w:r>
-      <w:proofErr w:type="spellEnd"/>
-      <w:r>
-        <w:rPr>
-          <w:rFonts w:asciiTheme="minorHAnsi" w:hAnsiTheme="minorHAnsi" w:cstheme="minorBidi"/>
-          <w:sz w:val="22"/>
-          <w:lang w:val="de-DE"/>
-        </w:rPr>
-        <w:t>“ und nicht „</w:t>
-      </w:r>
-      <w:proofErr w:type="spellStart"/>
-      <w:r>
-        <w:rPr>
-          <w:rFonts w:asciiTheme="minorHAnsi" w:hAnsiTheme="minorHAnsi" w:cstheme="minorBidi"/>
-          <w:sz w:val="22"/>
-          <w:lang w:val="de-DE"/>
-        </w:rPr>
-        <w:t>local</w:t>
-      </w:r>
-      <w:proofErr w:type="spellEnd"/>
-      <w:r>
-        <w:rPr>
-          <w:rFonts w:asciiTheme="minorHAnsi" w:hAnsiTheme="minorHAnsi" w:cstheme="minorBidi"/>
-          <w:sz w:val="22"/>
-          <w:lang w:val="de-DE"/>
-        </w:rPr>
-        <w:t>“ eingestellt wurde)</w:t>
-      </w:r>
-      <w:r>
-        <w:rPr>
-          <w:rFonts w:asciiTheme="minorHAnsi" w:hAnsiTheme="minorHAnsi" w:cstheme="minorBidi"/>
-          <w:sz w:val="22"/>
-          <w:lang w:val="de-DE"/>
-        </w:rPr>
         <w:t>:</w:t>
       </w:r>
     </w:p>
@@ -3552,6 +2435,7 @@
         <w:rPr>
           <w:noProof/>
         </w:rPr>
+        <w:lastRenderedPageBreak/>
         <w:drawing>
           <wp:inline distT="0" distB="0" distL="0" distR="0" wp14:anchorId="0B25A0F7" wp14:editId="57CC6D8D">
             <wp:extent cx="5760720" cy="2579370"/>
@@ -3588,50 +2472,6 @@
           </wp:inline>
         </w:drawing>
       </w:r>
-    </w:p>
-    <w:p>
-      <w:pPr>
-        <w:pStyle w:val="Source"/>
-      </w:pPr>
-    </w:p>
-    <w:p>
-      <w:pPr>
-        <w:rPr>
-          <w:color w:val="FF0000"/>
-        </w:rPr>
-      </w:pPr>
-      <w:r>
-        <w:rPr>
-          <w:color w:val="FF0000"/>
-        </w:rPr>
-        <w:t>Wichtig: wenn der Job erneut gestartet werden soll, muss zuvor das Output-Verzeichnis gelöscht werden</w:t>
-      </w:r>
-      <w:r>
-        <w:rPr>
-          <w:color w:val="FF0000"/>
-        </w:rPr>
-        <w:t xml:space="preserve"> (sowohl wenn man Output ins lokale Dateisystem als auch wenn man dies in </w:t>
-      </w:r>
-      <w:proofErr w:type="spellStart"/>
-      <w:r>
-        <w:rPr>
-          <w:color w:val="FF0000"/>
-        </w:rPr>
-        <w:t>hdfs</w:t>
-      </w:r>
-      <w:proofErr w:type="spellEnd"/>
-      <w:r>
-        <w:rPr>
-          <w:color w:val="FF0000"/>
-        </w:rPr>
-        <w:t xml:space="preserve"> schreibt)</w:t>
-      </w:r>
-      <w:r>
-        <w:rPr>
-          <w:color w:val="FF0000"/>
-        </w:rPr>
-        <w:t>!</w:t>
-      </w:r>
       <w:bookmarkEnd w:id="4"/>
     </w:p>
     <w:sectPr>
@@ -4011,6 +2851,10 @@
   </w:num>
   <w:num w:numId="4" w16cid:durableId="1581712612">
     <w:abstractNumId w:val="2"/>
+  </w:num>
+  <w:num w:numId="5" w16cid:durableId="1445616204">
+    <w:abstractNumId w:val="2"/>
+    <w:lvlOverride w:ilvl="0"/>
   </w:num>
 </w:numbering>
 </file>
